--- a/2026 الى 2027/حصر كل شيء 2027/2027 حصص تدريب الاولمبياد.docx
+++ b/2026 الى 2027/حصر كل شيء 2027/2027 حصص تدريب الاولمبياد.docx
@@ -203,7 +203,7 @@
                                   <w14:round/>
                                 </w14:textOutline>
                               </w:rPr>
-                              <w:t>6</w:t>
+                              <w:t>7</w:t>
                             </w:r>
                             <w:r>
                               <w:rPr>
@@ -225,7 +225,7 @@
                                   <w14:round/>
                                 </w14:textOutline>
                               </w:rPr>
-                              <w:t xml:space="preserve">-2026 </w:t>
+                              <w:t xml:space="preserve">-2027 </w:t>
                             </w:r>
                             <w:r>
                               <w:rPr>
@@ -365,7 +365,7 @@
                             <w14:round/>
                           </w14:textOutline>
                         </w:rPr>
-                        <w:t>6</w:t>
+                        <w:t>7</w:t>
                       </w:r>
                       <w:r>
                         <w:rPr>
@@ -387,7 +387,7 @@
                             <w14:round/>
                           </w14:textOutline>
                         </w:rPr>
-                        <w:t xml:space="preserve">-2026 </w:t>
+                        <w:t xml:space="preserve">-2027 </w:t>
                       </w:r>
                       <w:r>
                         <w:rPr>
